--- a/작업일지/졸업작품 작업일지 - 6주차.docx
+++ b/작업일지/졸업작품 작업일지 - 6주차.docx
@@ -257,6 +257,7 @@
                 <w:sz w:val="22"/>
               </w:rPr>
             </w:pPr>
+            <w:proofErr w:type="spellStart"/>
             <w:r>
               <w:rPr>
                 <w:rFonts w:hint="eastAsia"/>
@@ -265,6 +266,7 @@
               </w:rPr>
               <w:t>팀명</w:t>
             </w:r>
+            <w:proofErr w:type="spellEnd"/>
           </w:p>
         </w:tc>
         <w:tc>
@@ -301,6 +303,7 @@
                 <w:szCs w:val="18"/>
               </w:rPr>
             </w:pPr>
+            <w:proofErr w:type="gramStart"/>
             <w:r>
               <w:rPr>
                 <w:rFonts w:hint="eastAsia"/>
@@ -341,6 +344,7 @@
               </w:rPr>
               <w:t>utlander</w:t>
             </w:r>
+            <w:proofErr w:type="gramEnd"/>
             <w:r>
               <w:rPr>
                 <w:rFonts w:hint="eastAsia"/>
@@ -545,7 +549,6 @@
             <w:pPr>
               <w:jc w:val="left"/>
               <w:rPr>
-                <w:rFonts w:hint="eastAsia"/>
                 <w:b/>
                 <w:bCs/>
                 <w:szCs w:val="20"/>
@@ -586,23 +589,13 @@
                 <w:bCs/>
                 <w:szCs w:val="20"/>
               </w:rPr>
-              <w:t xml:space="preserve"> 클라이언트에 로드</w:t>
-            </w:r>
-            <w:r>
-              <w:rPr>
-                <w:rFonts w:hint="eastAsia"/>
-                <w:b/>
-                <w:bCs/>
-                <w:szCs w:val="20"/>
-              </w:rPr>
-              <w:t>, 텍스처 버그 수정</w:t>
+              <w:t xml:space="preserve"> 클라이언트에 로드, 텍스처 버그 수정</w:t>
             </w:r>
           </w:p>
           <w:p>
             <w:pPr>
               <w:jc w:val="left"/>
               <w:rPr>
-                <w:rFonts w:hint="eastAsia"/>
                 <w:b/>
                 <w:bCs/>
               </w:rPr>
@@ -625,9 +618,6 @@
           <w:p>
             <w:pPr>
               <w:jc w:val="left"/>
-              <w:rPr>
-                <w:rFonts w:hint="eastAsia"/>
-              </w:rPr>
             </w:pPr>
             <w:r>
               <w:rPr>
@@ -744,15 +734,67 @@
     </w:p>
     <w:p>
       <w:pPr>
+        <w:jc w:val="center"/>
+        <w:rPr>
+          <w:rFonts w:hint="eastAsia"/>
+        </w:rPr>
+      </w:pPr>
+      <w:r>
+        <w:rPr>
+          <w:rFonts w:hint="eastAsia"/>
+          <w:noProof/>
+        </w:rPr>
+        <w:drawing>
+          <wp:inline distT="0" distB="0" distL="0" distR="0" wp14:anchorId="1263F52B" wp14:editId="104CC3D7">
+            <wp:extent cx="5760000" cy="3132612"/>
+            <wp:effectExtent l="0" t="0" r="0" b="0"/>
+            <wp:docPr id="131653228" name="그림 1" descr="예술이(가) 표시된 사진&#10;&#10;AI가 생성한 콘텐츠는 부정확할 수 있습니다."/>
+            <wp:cNvGraphicFramePr>
+              <a:graphicFrameLocks xmlns:a="http://schemas.openxmlformats.org/drawingml/2006/main" noChangeAspect="1"/>
+            </wp:cNvGraphicFramePr>
+            <a:graphic xmlns:a="http://schemas.openxmlformats.org/drawingml/2006/main">
+              <a:graphicData uri="http://schemas.openxmlformats.org/drawingml/2006/picture">
+                <pic:pic xmlns:pic="http://schemas.openxmlformats.org/drawingml/2006/picture">
+                  <pic:nvPicPr>
+                    <pic:cNvPr id="131653228" name="그림 1" descr="예술이(가) 표시된 사진&#10;&#10;AI가 생성한 콘텐츠는 부정확할 수 있습니다."/>
+                    <pic:cNvPicPr/>
+                  </pic:nvPicPr>
+                  <pic:blipFill>
+                    <a:blip r:embed="rId8" cstate="print">
+                      <a:extLst>
+                        <a:ext uri="{28A0092B-C50C-407E-A947-70E740481C1C}">
+                          <a14:useLocalDpi xmlns:a14="http://schemas.microsoft.com/office/drawing/2010/main" val="0"/>
+                        </a:ext>
+                      </a:extLst>
+                    </a:blip>
+                    <a:stretch>
+                      <a:fillRect/>
+                    </a:stretch>
+                  </pic:blipFill>
+                  <pic:spPr>
+                    <a:xfrm>
+                      <a:off x="0" y="0"/>
+                      <a:ext cx="5760000" cy="3132612"/>
+                    </a:xfrm>
+                    <a:prstGeom prst="rect">
+                      <a:avLst/>
+                    </a:prstGeom>
+                  </pic:spPr>
+                </pic:pic>
+              </a:graphicData>
+            </a:graphic>
+          </wp:inline>
+        </w:drawing>
+      </w:r>
+    </w:p>
+    <w:p>
+      <w:pPr>
         <w:pStyle w:val="a4"/>
         <w:numPr>
           <w:ilvl w:val="0"/>
           <w:numId w:val="20"/>
         </w:numPr>
         <w:ind w:leftChars="0"/>
-        <w:rPr>
-          <w:rFonts w:hint="eastAsia"/>
-        </w:rPr>
       </w:pPr>
       <w:r>
         <w:rPr>
@@ -797,6 +839,7 @@
         </w:rPr>
         <w:t xml:space="preserve">            </w:t>
       </w:r>
+      <w:proofErr w:type="spellStart"/>
       <w:r>
         <w:rPr>
           <w:rFonts w:ascii="Consolas" w:eastAsia="굴림" w:hAnsi="Consolas" w:cs="굴림"/>
@@ -807,6 +850,7 @@
         </w:rPr>
         <w:t>nReads</w:t>
       </w:r>
+      <w:proofErr w:type="spellEnd"/>
       <w:r>
         <w:rPr>
           <w:rFonts w:ascii="Consolas" w:eastAsia="굴림" w:hAnsi="Consolas" w:cs="굴림"/>
@@ -827,6 +871,7 @@
         </w:rPr>
         <w:t>UINT</w:t>
       </w:r>
+      <w:proofErr w:type="gramStart"/>
       <w:r>
         <w:rPr>
           <w:rFonts w:ascii="Consolas" w:eastAsia="굴림" w:hAnsi="Consolas" w:cs="굴림"/>
@@ -837,6 +882,8 @@
         </w:rPr>
         <w:t>)::</w:t>
       </w:r>
+      <w:proofErr w:type="spellStart"/>
+      <w:proofErr w:type="gramEnd"/>
       <w:r>
         <w:rPr>
           <w:rFonts w:ascii="Consolas" w:eastAsia="굴림" w:hAnsi="Consolas" w:cs="굴림"/>
@@ -847,6 +894,7 @@
         </w:rPr>
         <w:t>fread</w:t>
       </w:r>
+      <w:proofErr w:type="spellEnd"/>
       <w:r>
         <w:rPr>
           <w:rFonts w:ascii="Consolas" w:eastAsia="굴림" w:hAnsi="Consolas" w:cs="굴림"/>
@@ -857,6 +905,7 @@
         </w:rPr>
         <w:t>(&amp;</w:t>
       </w:r>
+      <w:proofErr w:type="spellStart"/>
       <w:r>
         <w:rPr>
           <w:rFonts w:ascii="Consolas" w:eastAsia="굴림" w:hAnsi="Consolas" w:cs="굴림"/>
@@ -867,6 +916,7 @@
         </w:rPr>
         <w:t>mapRef</w:t>
       </w:r>
+      <w:proofErr w:type="spellEnd"/>
       <w:r>
         <w:rPr>
           <w:rFonts w:ascii="Consolas" w:eastAsia="굴림" w:hAnsi="Consolas" w:cs="굴림"/>
@@ -877,6 +927,7 @@
         </w:rPr>
         <w:t xml:space="preserve">, </w:t>
       </w:r>
+      <w:proofErr w:type="spellStart"/>
       <w:r>
         <w:rPr>
           <w:rFonts w:ascii="Consolas" w:eastAsia="굴림" w:hAnsi="Consolas" w:cs="굴림"/>
@@ -887,6 +938,7 @@
         </w:rPr>
         <w:t>sizeof</w:t>
       </w:r>
+      <w:proofErr w:type="spellEnd"/>
       <w:r>
         <w:rPr>
           <w:rFonts w:ascii="Consolas" w:eastAsia="굴림" w:hAnsi="Consolas" w:cs="굴림"/>
@@ -917,6 +969,7 @@
         </w:rPr>
         <w:t>::</w:t>
       </w:r>
+      <w:proofErr w:type="spellStart"/>
       <w:r>
         <w:rPr>
           <w:rFonts w:ascii="Consolas" w:eastAsia="굴림" w:hAnsi="Consolas" w:cs="굴림"/>
@@ -927,6 +980,7 @@
         </w:rPr>
         <w:t>MapRef</w:t>
       </w:r>
+      <w:proofErr w:type="spellEnd"/>
       <w:r>
         <w:rPr>
           <w:rFonts w:ascii="Consolas" w:eastAsia="굴림" w:hAnsi="Consolas" w:cs="굴림"/>
@@ -957,6 +1011,7 @@
         </w:rPr>
         <w:t xml:space="preserve">, </w:t>
       </w:r>
+      <w:proofErr w:type="spellStart"/>
       <w:r>
         <w:rPr>
           <w:rFonts w:ascii="Consolas" w:eastAsia="굴림" w:hAnsi="Consolas" w:cs="굴림"/>
@@ -967,6 +1022,7 @@
         </w:rPr>
         <w:t>pInFile</w:t>
       </w:r>
+      <w:proofErr w:type="spellEnd"/>
       <w:r>
         <w:rPr>
           <w:rFonts w:ascii="Consolas" w:eastAsia="굴림" w:hAnsi="Consolas" w:cs="굴림"/>
@@ -1005,6 +1061,7 @@
         </w:rPr>
         <w:t xml:space="preserve">            </w:t>
       </w:r>
+      <w:proofErr w:type="spellStart"/>
       <w:r>
         <w:rPr>
           <w:rFonts w:ascii="Consolas" w:eastAsia="굴림" w:hAnsi="Consolas" w:cs="굴림"/>
@@ -1035,6 +1092,7 @@
         </w:rPr>
         <w:t>resourceIdx</w:t>
       </w:r>
+      <w:proofErr w:type="spellEnd"/>
       <w:r>
         <w:rPr>
           <w:rFonts w:ascii="Consolas" w:eastAsia="굴림" w:hAnsi="Consolas" w:cs="굴림"/>
@@ -1085,6 +1143,7 @@
         </w:rPr>
         <w:t>(</w:t>
       </w:r>
+      <w:proofErr w:type="spellStart"/>
       <w:r>
         <w:rPr>
           <w:rFonts w:ascii="Consolas" w:eastAsia="굴림" w:hAnsi="Consolas" w:cs="굴림"/>
@@ -1095,6 +1154,8 @@
         </w:rPr>
         <w:t>mapRef</w:t>
       </w:r>
+      <w:proofErr w:type="spellEnd"/>
+      <w:proofErr w:type="gramStart"/>
       <w:r>
         <w:rPr>
           <w:rFonts w:ascii="Consolas" w:eastAsia="굴림" w:hAnsi="Consolas" w:cs="굴림"/>
@@ -1115,6 +1176,7 @@
         </w:rPr>
         <w:t>offset</w:t>
       </w:r>
+      <w:proofErr w:type="gramEnd"/>
       <w:r>
         <w:rPr>
           <w:rFonts w:ascii="Consolas" w:eastAsia="굴림" w:hAnsi="Consolas" w:cs="굴림"/>
@@ -1213,6 +1275,8 @@
         </w:rPr>
         <w:t xml:space="preserve">            </w:t>
       </w:r>
+      <w:proofErr w:type="spellStart"/>
+      <w:proofErr w:type="gramStart"/>
       <w:r>
         <w:rPr>
           <w:rFonts w:ascii="Consolas" w:eastAsia="굴림" w:hAnsi="Consolas" w:cs="굴림"/>
@@ -1243,6 +1307,8 @@
         </w:rPr>
         <w:t>addMapRef</w:t>
       </w:r>
+      <w:proofErr w:type="spellEnd"/>
+      <w:proofErr w:type="gramEnd"/>
       <w:r>
         <w:rPr>
           <w:rFonts w:ascii="Consolas" w:eastAsia="굴림" w:hAnsi="Consolas" w:cs="굴림"/>
@@ -1273,6 +1339,7 @@
         </w:rPr>
         <w:t>::</w:t>
       </w:r>
+      <w:proofErr w:type="spellStart"/>
       <w:r>
         <w:rPr>
           <w:rFonts w:ascii="Consolas" w:eastAsia="굴림" w:hAnsi="Consolas" w:cs="굴림"/>
@@ -1283,6 +1350,7 @@
         </w:rPr>
         <w:t>MapType</w:t>
       </w:r>
+      <w:proofErr w:type="spellEnd"/>
       <w:r>
         <w:rPr>
           <w:rFonts w:ascii="Consolas" w:eastAsia="굴림" w:hAnsi="Consolas" w:cs="굴림"/>
@@ -1313,6 +1381,7 @@
         </w:rPr>
         <w:t xml:space="preserve">, </w:t>
       </w:r>
+      <w:proofErr w:type="spellStart"/>
       <w:r>
         <w:rPr>
           <w:rFonts w:ascii="Consolas" w:eastAsia="굴림" w:hAnsi="Consolas" w:cs="굴림"/>
@@ -1323,6 +1392,7 @@
         </w:rPr>
         <w:t>mapRef</w:t>
       </w:r>
+      <w:proofErr w:type="spellEnd"/>
       <w:r>
         <w:rPr>
           <w:rFonts w:ascii="Consolas" w:eastAsia="굴림" w:hAnsi="Consolas" w:cs="굴림"/>
@@ -1334,12 +1404,25 @@
         <w:t xml:space="preserve"> );</w:t>
       </w:r>
     </w:p>
+    <w:p/>
     <w:p>
       <w:pPr>
-        <w:rPr>
-          <w:rFonts w:hint="eastAsia"/>
-        </w:rPr>
-      </w:pPr>
+        <w:widowControl/>
+        <w:wordWrap/>
+        <w:autoSpaceDE/>
+        <w:autoSpaceDN/>
+        <w:rPr>
+          <w:sz w:val="28"/>
+          <w:szCs w:val="32"/>
+        </w:rPr>
+      </w:pPr>
+      <w:r>
+        <w:rPr>
+          <w:sz w:val="28"/>
+          <w:szCs w:val="32"/>
+        </w:rPr>
+        <w:br w:type="page"/>
+      </w:r>
     </w:p>
     <w:p>
       <w:pPr>
@@ -1354,6 +1437,7 @@
           <w:sz w:val="28"/>
           <w:szCs w:val="32"/>
         </w:rPr>
+        <w:lastRenderedPageBreak/>
         <w:t xml:space="preserve">이종진: </w:t>
       </w:r>
     </w:p>
@@ -1402,9 +1486,6 @@
           <w:numId w:val="21"/>
         </w:numPr>
         <w:ind w:leftChars="0"/>
-        <w:rPr>
-          <w:rFonts w:hint="eastAsia"/>
-        </w:rPr>
       </w:pPr>
       <w:r>
         <w:rPr>
@@ -1486,6 +1567,8 @@
         </w:rPr>
         <w:t xml:space="preserve"> </w:t>
       </w:r>
+      <w:proofErr w:type="spellStart"/>
+      <w:proofErr w:type="gramStart"/>
       <w:r>
         <w:rPr>
           <w:rFonts w:ascii="Consolas" w:eastAsia="굴림" w:hAnsi="Consolas" w:cs="굴림"/>
@@ -1496,6 +1579,7 @@
         </w:rPr>
         <w:t>SaveHeightMapAsImage</w:t>
       </w:r>
+      <w:proofErr w:type="spellEnd"/>
       <w:r>
         <w:rPr>
           <w:rFonts w:ascii="Consolas" w:eastAsia="굴림" w:hAnsi="Consolas" w:cs="굴림"/>
@@ -1506,6 +1590,7 @@
         </w:rPr>
         <w:t>(</w:t>
       </w:r>
+      <w:proofErr w:type="gramEnd"/>
       <w:r>
         <w:rPr>
           <w:rFonts w:ascii="Consolas" w:eastAsia="굴림" w:hAnsi="Consolas" w:cs="굴림"/>
@@ -1646,6 +1731,7 @@
         </w:rPr>
         <w:t xml:space="preserve"> </w:t>
       </w:r>
+      <w:proofErr w:type="spellStart"/>
       <w:r>
         <w:rPr>
           <w:rFonts w:ascii="Consolas" w:eastAsia="굴림" w:hAnsi="Consolas" w:cs="굴림"/>
@@ -1656,6 +1742,7 @@
         </w:rPr>
         <w:t>terrainName</w:t>
       </w:r>
+      <w:proofErr w:type="spellEnd"/>
       <w:r>
         <w:rPr>
           <w:rFonts w:ascii="Consolas" w:eastAsia="굴림" w:hAnsi="Consolas" w:cs="굴림"/>
@@ -1742,6 +1829,7 @@
         </w:rPr>
         <w:t xml:space="preserve"> </w:t>
       </w:r>
+      <w:proofErr w:type="spellStart"/>
       <w:r>
         <w:rPr>
           <w:rFonts w:ascii="Consolas" w:eastAsia="굴림" w:hAnsi="Consolas" w:cs="굴림"/>
@@ -1752,6 +1840,7 @@
         </w:rPr>
         <w:t>heightMapTexture</w:t>
       </w:r>
+      <w:proofErr w:type="spellEnd"/>
       <w:r>
         <w:rPr>
           <w:rFonts w:ascii="Consolas" w:eastAsia="굴림" w:hAnsi="Consolas" w:cs="굴림"/>
@@ -1790,7 +1879,18 @@
           <w:sz w:val="21"/>
           <w:szCs w:val="21"/>
         </w:rPr>
-        <w:t>Texture2D</w:t>
+        <w:t>Texture2</w:t>
+      </w:r>
+      <w:proofErr w:type="gramStart"/>
+      <w:r>
+        <w:rPr>
+          <w:rFonts w:ascii="Consolas" w:eastAsia="굴림" w:hAnsi="Consolas" w:cs="굴림"/>
+          <w:color w:val="9CDCFE"/>
+          <w:kern w:val="0"/>
+          <w:sz w:val="21"/>
+          <w:szCs w:val="21"/>
+        </w:rPr>
+        <w:t>D</w:t>
       </w:r>
       <w:r>
         <w:rPr>
@@ -1802,6 +1902,7 @@
         </w:rPr>
         <w:t>(</w:t>
       </w:r>
+      <w:proofErr w:type="gramEnd"/>
       <w:r>
         <w:rPr>
           <w:rFonts w:ascii="Consolas" w:eastAsia="굴림" w:hAnsi="Consolas" w:cs="굴림"/>
@@ -2360,6 +2461,7 @@
         </w:rPr>
         <w:t xml:space="preserve"> </w:t>
       </w:r>
+      <w:proofErr w:type="spellStart"/>
       <w:r>
         <w:rPr>
           <w:rFonts w:ascii="Consolas" w:eastAsia="굴림" w:hAnsi="Consolas" w:cs="굴림"/>
@@ -2370,6 +2472,7 @@
         </w:rPr>
         <w:t>normalizedHeight</w:t>
       </w:r>
+      <w:proofErr w:type="spellEnd"/>
       <w:r>
         <w:rPr>
           <w:rFonts w:ascii="Consolas" w:eastAsia="굴림" w:hAnsi="Consolas" w:cs="굴림"/>
@@ -2380,6 +2483,7 @@
         </w:rPr>
         <w:t xml:space="preserve"> = </w:t>
       </w:r>
+      <w:proofErr w:type="gramStart"/>
       <w:r>
         <w:rPr>
           <w:rFonts w:ascii="Consolas" w:eastAsia="굴림" w:hAnsi="Consolas" w:cs="굴림"/>
@@ -2400,6 +2504,7 @@
         </w:rPr>
         <w:t>[</w:t>
       </w:r>
+      <w:proofErr w:type="gramEnd"/>
       <w:r>
         <w:rPr>
           <w:rFonts w:ascii="Consolas" w:eastAsia="굴림" w:hAnsi="Consolas" w:cs="굴림"/>
@@ -2496,6 +2601,7 @@
         </w:rPr>
         <w:t xml:space="preserve">                </w:t>
       </w:r>
+      <w:proofErr w:type="spellStart"/>
       <w:r>
         <w:rPr>
           <w:rFonts w:ascii="Consolas" w:eastAsia="굴림" w:hAnsi="Consolas" w:cs="굴림"/>
@@ -2506,6 +2612,7 @@
         </w:rPr>
         <w:t>normalizedHeight</w:t>
       </w:r>
+      <w:proofErr w:type="spellEnd"/>
       <w:r>
         <w:rPr>
           <w:rFonts w:ascii="Consolas" w:eastAsia="굴림" w:hAnsi="Consolas" w:cs="굴림"/>
@@ -2524,7 +2631,18 @@
           <w:sz w:val="21"/>
           <w:szCs w:val="21"/>
         </w:rPr>
-        <w:t>20.0f</w:t>
+        <w:t>20.</w:t>
+      </w:r>
+      <w:proofErr w:type="gramStart"/>
+      <w:r>
+        <w:rPr>
+          <w:rFonts w:ascii="Consolas" w:eastAsia="굴림" w:hAnsi="Consolas" w:cs="굴림"/>
+          <w:color w:val="B5CEA8"/>
+          <w:kern w:val="0"/>
+          <w:sz w:val="21"/>
+          <w:szCs w:val="21"/>
+        </w:rPr>
+        <w:t>0f</w:t>
       </w:r>
       <w:r>
         <w:rPr>
@@ -2536,6 +2654,7 @@
         </w:rPr>
         <w:t>;</w:t>
       </w:r>
+      <w:proofErr w:type="gramEnd"/>
     </w:p>
     <w:p>
       <w:pPr>
@@ -2592,6 +2711,7 @@
         </w:rPr>
         <w:t xml:space="preserve">                </w:t>
       </w:r>
+      <w:proofErr w:type="spellStart"/>
       <w:r>
         <w:rPr>
           <w:rFonts w:ascii="Consolas" w:eastAsia="굴림" w:hAnsi="Consolas" w:cs="굴림"/>
@@ -2602,6 +2722,7 @@
         </w:rPr>
         <w:t>ushort</w:t>
       </w:r>
+      <w:proofErr w:type="spellEnd"/>
       <w:r>
         <w:rPr>
           <w:rFonts w:ascii="Consolas" w:eastAsia="굴림" w:hAnsi="Consolas" w:cs="굴림"/>
@@ -2612,6 +2733,7 @@
         </w:rPr>
         <w:t xml:space="preserve"> </w:t>
       </w:r>
+      <w:proofErr w:type="spellStart"/>
       <w:r>
         <w:rPr>
           <w:rFonts w:ascii="Consolas" w:eastAsia="굴림" w:hAnsi="Consolas" w:cs="굴림"/>
@@ -2622,6 +2744,7 @@
         </w:rPr>
         <w:t>grayValue</w:t>
       </w:r>
+      <w:proofErr w:type="spellEnd"/>
       <w:r>
         <w:rPr>
           <w:rFonts w:ascii="Consolas" w:eastAsia="굴림" w:hAnsi="Consolas" w:cs="굴림"/>
@@ -2632,6 +2755,7 @@
         </w:rPr>
         <w:t xml:space="preserve"> = (</w:t>
       </w:r>
+      <w:proofErr w:type="spellStart"/>
       <w:r>
         <w:rPr>
           <w:rFonts w:ascii="Consolas" w:eastAsia="굴림" w:hAnsi="Consolas" w:cs="굴림"/>
@@ -2642,6 +2766,8 @@
         </w:rPr>
         <w:t>ushort</w:t>
       </w:r>
+      <w:proofErr w:type="spellEnd"/>
+      <w:proofErr w:type="gramStart"/>
       <w:r>
         <w:rPr>
           <w:rFonts w:ascii="Consolas" w:eastAsia="굴림" w:hAnsi="Consolas" w:cs="굴림"/>
@@ -2652,6 +2778,8 @@
         </w:rPr>
         <w:t>)(</w:t>
       </w:r>
+      <w:proofErr w:type="spellStart"/>
+      <w:proofErr w:type="gramEnd"/>
       <w:r>
         <w:rPr>
           <w:rFonts w:ascii="Consolas" w:eastAsia="굴림" w:hAnsi="Consolas" w:cs="굴림"/>
@@ -2662,6 +2790,7 @@
         </w:rPr>
         <w:t>normalizedHeight</w:t>
       </w:r>
+      <w:proofErr w:type="spellEnd"/>
       <w:r>
         <w:rPr>
           <w:rFonts w:ascii="Consolas" w:eastAsia="굴림" w:hAnsi="Consolas" w:cs="굴림"/>
@@ -2746,7 +2875,6 @@
           <w:sz w:val="21"/>
           <w:szCs w:val="21"/>
         </w:rPr>
-        <w:lastRenderedPageBreak/>
         <w:t xml:space="preserve">                </w:t>
       </w:r>
       <w:r>
@@ -2769,6 +2897,7 @@
         </w:rPr>
         <w:t xml:space="preserve"> </w:t>
       </w:r>
+      <w:proofErr w:type="spellStart"/>
       <w:r>
         <w:rPr>
           <w:rFonts w:ascii="Consolas" w:eastAsia="굴림" w:hAnsi="Consolas" w:cs="굴림"/>
@@ -2779,6 +2908,7 @@
         </w:rPr>
         <w:t>highByte</w:t>
       </w:r>
+      <w:proofErr w:type="spellEnd"/>
       <w:r>
         <w:rPr>
           <w:rFonts w:ascii="Consolas" w:eastAsia="굴림" w:hAnsi="Consolas" w:cs="굴림"/>
@@ -2809,6 +2939,8 @@
         </w:rPr>
         <w:t>)(</w:t>
       </w:r>
+      <w:proofErr w:type="spellStart"/>
+      <w:proofErr w:type="gramStart"/>
       <w:r>
         <w:rPr>
           <w:rFonts w:ascii="Consolas" w:eastAsia="굴림" w:hAnsi="Consolas" w:cs="굴림"/>
@@ -2819,15 +2951,27 @@
         </w:rPr>
         <w:t>grayValue</w:t>
       </w:r>
-      <w:r>
-        <w:rPr>
-          <w:rFonts w:ascii="Consolas" w:eastAsia="굴림" w:hAnsi="Consolas" w:cs="굴림"/>
-          <w:color w:val="D4D4D4"/>
-          <w:kern w:val="0"/>
-          <w:sz w:val="21"/>
-          <w:szCs w:val="21"/>
-        </w:rPr>
-        <w:t xml:space="preserve"> &gt;&gt; </w:t>
+      <w:proofErr w:type="spellEnd"/>
+      <w:r>
+        <w:rPr>
+          <w:rFonts w:ascii="Consolas" w:eastAsia="굴림" w:hAnsi="Consolas" w:cs="굴림"/>
+          <w:color w:val="D4D4D4"/>
+          <w:kern w:val="0"/>
+          <w:sz w:val="21"/>
+          <w:szCs w:val="21"/>
+        </w:rPr>
+        <w:t xml:space="preserve"> &gt;</w:t>
+      </w:r>
+      <w:proofErr w:type="gramEnd"/>
+      <w:r>
+        <w:rPr>
+          <w:rFonts w:ascii="Consolas" w:eastAsia="굴림" w:hAnsi="Consolas" w:cs="굴림"/>
+          <w:color w:val="D4D4D4"/>
+          <w:kern w:val="0"/>
+          <w:sz w:val="21"/>
+          <w:szCs w:val="21"/>
+        </w:rPr>
+        <w:t xml:space="preserve">&gt; </w:t>
       </w:r>
       <w:r>
         <w:rPr>
@@ -2937,6 +3081,7 @@
         </w:rPr>
         <w:t xml:space="preserve"> </w:t>
       </w:r>
+      <w:proofErr w:type="spellStart"/>
       <w:r>
         <w:rPr>
           <w:rFonts w:ascii="Consolas" w:eastAsia="굴림" w:hAnsi="Consolas" w:cs="굴림"/>
@@ -2947,6 +3092,7 @@
         </w:rPr>
         <w:t>lowByte</w:t>
       </w:r>
+      <w:proofErr w:type="spellEnd"/>
       <w:r>
         <w:rPr>
           <w:rFonts w:ascii="Consolas" w:eastAsia="굴림" w:hAnsi="Consolas" w:cs="굴림"/>
@@ -2977,6 +3123,7 @@
         </w:rPr>
         <w:t>)(</w:t>
       </w:r>
+      <w:proofErr w:type="spellStart"/>
       <w:r>
         <w:rPr>
           <w:rFonts w:ascii="Consolas" w:eastAsia="굴림" w:hAnsi="Consolas" w:cs="굴림"/>
@@ -2987,6 +3134,7 @@
         </w:rPr>
         <w:t>grayValue</w:t>
       </w:r>
+      <w:proofErr w:type="spellEnd"/>
       <w:r>
         <w:rPr>
           <w:rFonts w:ascii="Consolas" w:eastAsia="굴림" w:hAnsi="Consolas" w:cs="굴림"/>
@@ -3007,15 +3155,27 @@
         </w:rPr>
         <w:t>0xFF</w:t>
       </w:r>
-      <w:r>
-        <w:rPr>
-          <w:rFonts w:ascii="Consolas" w:eastAsia="굴림" w:hAnsi="Consolas" w:cs="굴림"/>
-          <w:color w:val="D4D4D4"/>
-          <w:kern w:val="0"/>
-          <w:sz w:val="21"/>
-          <w:szCs w:val="21"/>
-        </w:rPr>
-        <w:t xml:space="preserve">);     </w:t>
+      <w:proofErr w:type="gramStart"/>
+      <w:r>
+        <w:rPr>
+          <w:rFonts w:ascii="Consolas" w:eastAsia="굴림" w:hAnsi="Consolas" w:cs="굴림"/>
+          <w:color w:val="D4D4D4"/>
+          <w:kern w:val="0"/>
+          <w:sz w:val="21"/>
+          <w:szCs w:val="21"/>
+        </w:rPr>
+        <w:t xml:space="preserve">);   </w:t>
+      </w:r>
+      <w:proofErr w:type="gramEnd"/>
+      <w:r>
+        <w:rPr>
+          <w:rFonts w:ascii="Consolas" w:eastAsia="굴림" w:hAnsi="Consolas" w:cs="굴림"/>
+          <w:color w:val="D4D4D4"/>
+          <w:kern w:val="0"/>
+          <w:sz w:val="21"/>
+          <w:szCs w:val="21"/>
+        </w:rPr>
+        <w:t xml:space="preserve">  </w:t>
       </w:r>
       <w:r>
         <w:rPr>
@@ -3123,6 +3283,7 @@
         </w:rPr>
         <w:t xml:space="preserve"> </w:t>
       </w:r>
+      <w:proofErr w:type="spellStart"/>
       <w:r>
         <w:rPr>
           <w:rFonts w:ascii="Consolas" w:eastAsia="굴림" w:hAnsi="Consolas" w:cs="굴림"/>
@@ -3133,6 +3294,7 @@
         </w:rPr>
         <w:t>heightColor</w:t>
       </w:r>
+      <w:proofErr w:type="spellEnd"/>
       <w:r>
         <w:rPr>
           <w:rFonts w:ascii="Consolas" w:eastAsia="굴림" w:hAnsi="Consolas" w:cs="굴림"/>
@@ -3183,6 +3345,7 @@
         </w:rPr>
         <w:t>(</w:t>
       </w:r>
+      <w:proofErr w:type="spellStart"/>
       <w:r>
         <w:rPr>
           <w:rFonts w:ascii="Consolas" w:eastAsia="굴림" w:hAnsi="Consolas" w:cs="굴림"/>
@@ -3193,6 +3356,7 @@
         </w:rPr>
         <w:t>highByte</w:t>
       </w:r>
+      <w:proofErr w:type="spellEnd"/>
       <w:r>
         <w:rPr>
           <w:rFonts w:ascii="Consolas" w:eastAsia="굴림" w:hAnsi="Consolas" w:cs="굴림"/>
@@ -3203,6 +3367,7 @@
         </w:rPr>
         <w:t xml:space="preserve">, </w:t>
       </w:r>
+      <w:proofErr w:type="spellStart"/>
       <w:r>
         <w:rPr>
           <w:rFonts w:ascii="Consolas" w:eastAsia="굴림" w:hAnsi="Consolas" w:cs="굴림"/>
@@ -3213,6 +3378,7 @@
         </w:rPr>
         <w:t>lowByte</w:t>
       </w:r>
+      <w:proofErr w:type="spellEnd"/>
       <w:r>
         <w:rPr>
           <w:rFonts w:ascii="Consolas" w:eastAsia="굴림" w:hAnsi="Consolas" w:cs="굴림"/>
@@ -3223,6 +3389,7 @@
         </w:rPr>
         <w:t xml:space="preserve">, </w:t>
       </w:r>
+      <w:proofErr w:type="spellStart"/>
       <w:r>
         <w:rPr>
           <w:rFonts w:ascii="Consolas" w:eastAsia="굴림" w:hAnsi="Consolas" w:cs="굴림"/>
@@ -3233,6 +3400,7 @@
         </w:rPr>
         <w:t>normalizedHeight</w:t>
       </w:r>
+      <w:proofErr w:type="spellEnd"/>
       <w:r>
         <w:rPr>
           <w:rFonts w:ascii="Consolas" w:eastAsia="굴림" w:hAnsi="Consolas" w:cs="굴림"/>
@@ -3273,6 +3441,7 @@
         </w:rPr>
         <w:t>255</w:t>
       </w:r>
+      <w:proofErr w:type="gramStart"/>
       <w:r>
         <w:rPr>
           <w:rFonts w:ascii="Consolas" w:eastAsia="굴림" w:hAnsi="Consolas" w:cs="굴림"/>
@@ -3283,6 +3452,7 @@
         </w:rPr>
         <w:t>);</w:t>
       </w:r>
+      <w:proofErr w:type="gramEnd"/>
     </w:p>
     <w:p>
       <w:pPr>
@@ -3311,6 +3481,7 @@
         </w:rPr>
         <w:t xml:space="preserve">                </w:t>
       </w:r>
+      <w:proofErr w:type="spellStart"/>
       <w:r>
         <w:rPr>
           <w:rFonts w:ascii="Consolas" w:eastAsia="굴림" w:hAnsi="Consolas" w:cs="굴림"/>
@@ -3341,6 +3512,7 @@
         </w:rPr>
         <w:t>SetPixel</w:t>
       </w:r>
+      <w:proofErr w:type="spellEnd"/>
       <w:r>
         <w:rPr>
           <w:rFonts w:ascii="Consolas" w:eastAsia="굴림" w:hAnsi="Consolas" w:cs="굴림"/>
@@ -3391,6 +3563,7 @@
         </w:rPr>
         <w:t xml:space="preserve">, </w:t>
       </w:r>
+      <w:proofErr w:type="spellStart"/>
       <w:r>
         <w:rPr>
           <w:rFonts w:ascii="Consolas" w:eastAsia="굴림" w:hAnsi="Consolas" w:cs="굴림"/>
@@ -3401,6 +3574,8 @@
         </w:rPr>
         <w:t>heightColor</w:t>
       </w:r>
+      <w:proofErr w:type="spellEnd"/>
+      <w:proofErr w:type="gramStart"/>
       <w:r>
         <w:rPr>
           <w:rFonts w:ascii="Consolas" w:eastAsia="굴림" w:hAnsi="Consolas" w:cs="굴림"/>
@@ -3411,6 +3586,7 @@
         </w:rPr>
         <w:t>);</w:t>
       </w:r>
+      <w:proofErr w:type="gramEnd"/>
     </w:p>
     <w:p>
       <w:pPr>
@@ -3495,6 +3671,7 @@
         </w:rPr>
         <w:t xml:space="preserve">        </w:t>
       </w:r>
+      <w:proofErr w:type="spellStart"/>
       <w:r>
         <w:rPr>
           <w:rFonts w:ascii="Consolas" w:eastAsia="굴림" w:hAnsi="Consolas" w:cs="굴림"/>
@@ -3525,16 +3702,29 @@
         </w:rPr>
         <w:t>Apply</w:t>
       </w:r>
-      <w:r>
-        <w:rPr>
-          <w:rFonts w:ascii="Consolas" w:eastAsia="굴림" w:hAnsi="Consolas" w:cs="굴림"/>
-          <w:color w:val="D4D4D4"/>
-          <w:kern w:val="0"/>
-          <w:sz w:val="21"/>
-          <w:szCs w:val="21"/>
-        </w:rPr>
-        <w:t>();</w:t>
-      </w:r>
+      <w:proofErr w:type="spellEnd"/>
+      <w:r>
+        <w:rPr>
+          <w:rFonts w:ascii="Consolas" w:eastAsia="굴림" w:hAnsi="Consolas" w:cs="굴림"/>
+          <w:color w:val="D4D4D4"/>
+          <w:kern w:val="0"/>
+          <w:sz w:val="21"/>
+          <w:szCs w:val="21"/>
+        </w:rPr>
+        <w:t>(</w:t>
+      </w:r>
+      <w:proofErr w:type="gramStart"/>
+      <w:r>
+        <w:rPr>
+          <w:rFonts w:ascii="Consolas" w:eastAsia="굴림" w:hAnsi="Consolas" w:cs="굴림"/>
+          <w:color w:val="D4D4D4"/>
+          <w:kern w:val="0"/>
+          <w:sz w:val="21"/>
+          <w:szCs w:val="21"/>
+        </w:rPr>
+        <w:t>);</w:t>
+      </w:r>
+      <w:proofErr w:type="gramEnd"/>
     </w:p>
     <w:p>
       <w:pPr>
@@ -3581,6 +3771,7 @@
         </w:rPr>
         <w:t xml:space="preserve">        </w:t>
       </w:r>
+      <w:proofErr w:type="gramStart"/>
       <w:r>
         <w:rPr>
           <w:rFonts w:ascii="Consolas" w:eastAsia="굴림" w:hAnsi="Consolas" w:cs="굴림"/>
@@ -3599,8 +3790,20 @@
           <w:sz w:val="21"/>
           <w:szCs w:val="21"/>
         </w:rPr>
-        <w:t xml:space="preserve">[] </w:t>
-      </w:r>
+        <w:t>[</w:t>
+      </w:r>
+      <w:proofErr w:type="gramEnd"/>
+      <w:r>
+        <w:rPr>
+          <w:rFonts w:ascii="Consolas" w:eastAsia="굴림" w:hAnsi="Consolas" w:cs="굴림"/>
+          <w:color w:val="D4D4D4"/>
+          <w:kern w:val="0"/>
+          <w:sz w:val="21"/>
+          <w:szCs w:val="21"/>
+        </w:rPr>
+        <w:t xml:space="preserve">] </w:t>
+      </w:r>
+      <w:proofErr w:type="spellStart"/>
       <w:r>
         <w:rPr>
           <w:rFonts w:ascii="Consolas" w:eastAsia="굴림" w:hAnsi="Consolas" w:cs="굴림"/>
@@ -3611,6 +3814,7 @@
         </w:rPr>
         <w:t>jpgBytes</w:t>
       </w:r>
+      <w:proofErr w:type="spellEnd"/>
       <w:r>
         <w:rPr>
           <w:rFonts w:ascii="Consolas" w:eastAsia="굴림" w:hAnsi="Consolas" w:cs="굴림"/>
@@ -3621,6 +3825,7 @@
         </w:rPr>
         <w:t xml:space="preserve"> = </w:t>
       </w:r>
+      <w:proofErr w:type="spellStart"/>
       <w:r>
         <w:rPr>
           <w:rFonts w:ascii="Consolas" w:eastAsia="굴림" w:hAnsi="Consolas" w:cs="굴림"/>
@@ -3651,6 +3856,7 @@
         </w:rPr>
         <w:t>EncodeToJPG</w:t>
       </w:r>
+      <w:proofErr w:type="spellEnd"/>
       <w:r>
         <w:rPr>
           <w:rFonts w:ascii="Consolas" w:eastAsia="굴림" w:hAnsi="Consolas" w:cs="굴림"/>
@@ -3689,6 +3895,7 @@
         </w:rPr>
         <w:t xml:space="preserve">        </w:t>
       </w:r>
+      <w:proofErr w:type="spellStart"/>
       <w:r>
         <w:rPr>
           <w:rFonts w:ascii="Consolas" w:eastAsia="굴림" w:hAnsi="Consolas" w:cs="굴림"/>
@@ -3719,6 +3926,7 @@
         </w:rPr>
         <w:t>WriteAllBytes</w:t>
       </w:r>
+      <w:proofErr w:type="spellEnd"/>
       <w:r>
         <w:rPr>
           <w:rFonts w:ascii="Consolas" w:eastAsia="굴림" w:hAnsi="Consolas" w:cs="굴림"/>
@@ -3739,6 +3947,7 @@
         </w:rPr>
         <w:t>$"{</w:t>
       </w:r>
+      <w:proofErr w:type="spellStart"/>
       <w:r>
         <w:rPr>
           <w:rFonts w:ascii="Consolas" w:eastAsia="굴림" w:hAnsi="Consolas" w:cs="굴림"/>
@@ -3749,6 +3958,7 @@
         </w:rPr>
         <w:t>terrainName</w:t>
       </w:r>
+      <w:proofErr w:type="spellEnd"/>
       <w:r>
         <w:rPr>
           <w:rFonts w:ascii="Consolas" w:eastAsia="굴림" w:hAnsi="Consolas" w:cs="굴림"/>
@@ -3769,6 +3979,7 @@
         </w:rPr>
         <w:t xml:space="preserve">, </w:t>
       </w:r>
+      <w:proofErr w:type="spellStart"/>
       <w:r>
         <w:rPr>
           <w:rFonts w:ascii="Consolas" w:eastAsia="굴림" w:hAnsi="Consolas" w:cs="굴림"/>
@@ -3779,6 +3990,8 @@
         </w:rPr>
         <w:t>jpgBytes</w:t>
       </w:r>
+      <w:proofErr w:type="spellEnd"/>
+      <w:proofErr w:type="gramStart"/>
       <w:r>
         <w:rPr>
           <w:rFonts w:ascii="Consolas" w:eastAsia="굴림" w:hAnsi="Consolas" w:cs="굴림"/>
@@ -3789,6 +4002,7 @@
         </w:rPr>
         <w:t>);</w:t>
       </w:r>
+      <w:proofErr w:type="gramEnd"/>
     </w:p>
     <w:p>
       <w:pPr>
@@ -3835,6 +4049,7 @@
         </w:rPr>
         <w:t xml:space="preserve">        </w:t>
       </w:r>
+      <w:proofErr w:type="spellStart"/>
       <w:r>
         <w:rPr>
           <w:rFonts w:ascii="Consolas" w:eastAsia="굴림" w:hAnsi="Consolas" w:cs="굴림"/>
@@ -3865,6 +4080,7 @@
         </w:rPr>
         <w:t>Log</w:t>
       </w:r>
+      <w:proofErr w:type="spellEnd"/>
       <w:r>
         <w:rPr>
           <w:rFonts w:ascii="Consolas" w:eastAsia="굴림" w:hAnsi="Consolas" w:cs="굴림"/>
@@ -3885,6 +4101,7 @@
         </w:rPr>
         <w:t>$"Height map for {</w:t>
       </w:r>
+      <w:proofErr w:type="spellStart"/>
       <w:r>
         <w:rPr>
           <w:rFonts w:ascii="Consolas" w:eastAsia="굴림" w:hAnsi="Consolas" w:cs="굴림"/>
@@ -3895,6 +4112,7 @@
         </w:rPr>
         <w:t>terrainName</w:t>
       </w:r>
+      <w:proofErr w:type="spellEnd"/>
       <w:r>
         <w:rPr>
           <w:rFonts w:ascii="Consolas" w:eastAsia="굴림" w:hAnsi="Consolas" w:cs="굴림"/>
@@ -3905,6 +4123,7 @@
         </w:rPr>
         <w:t>} saved to {</w:t>
       </w:r>
+      <w:proofErr w:type="spellStart"/>
       <w:r>
         <w:rPr>
           <w:rFonts w:ascii="Consolas" w:eastAsia="굴림" w:hAnsi="Consolas" w:cs="굴림"/>
@@ -3915,6 +4134,7 @@
         </w:rPr>
         <w:t>terrainName</w:t>
       </w:r>
+      <w:proofErr w:type="spellEnd"/>
       <w:r>
         <w:rPr>
           <w:rFonts w:ascii="Consolas" w:eastAsia="굴림" w:hAnsi="Consolas" w:cs="굴림"/>
@@ -3925,6 +4145,7 @@
         </w:rPr>
         <w:t>}_HeightMap.jpg"</w:t>
       </w:r>
+      <w:proofErr w:type="gramStart"/>
       <w:r>
         <w:rPr>
           <w:rFonts w:ascii="Consolas" w:eastAsia="굴림" w:hAnsi="Consolas" w:cs="굴림"/>
@@ -3935,6 +4156,7 @@
         </w:rPr>
         <w:t>);</w:t>
       </w:r>
+      <w:proofErr w:type="gramEnd"/>
     </w:p>
     <w:p>
       <w:pPr>
@@ -3966,12 +4188,32 @@
     </w:p>
     <w:p/>
     <w:p>
+      <w:pPr>
+        <w:widowControl/>
+        <w:wordWrap/>
+        <w:autoSpaceDE/>
+        <w:autoSpaceDN/>
+        <w:rPr>
+          <w:sz w:val="28"/>
+          <w:szCs w:val="32"/>
+        </w:rPr>
+      </w:pPr>
+      <w:r>
+        <w:rPr>
+          <w:sz w:val="28"/>
+          <w:szCs w:val="32"/>
+        </w:rPr>
+        <w:br w:type="page"/>
+      </w:r>
+    </w:p>
+    <w:p>
       <w:r>
         <w:rPr>
           <w:rFonts w:hint="eastAsia"/>
           <w:sz w:val="28"/>
           <w:szCs w:val="32"/>
         </w:rPr>
+        <w:lastRenderedPageBreak/>
         <w:t>우상훈:</w:t>
       </w:r>
     </w:p>
@@ -3993,6 +4235,9 @@
     </w:p>
     <w:p>
       <w:r>
+        <w:rPr>
+          <w:noProof/>
+        </w:rPr>
         <w:drawing>
           <wp:inline distT="0" distB="0" distL="0" distR="0" wp14:anchorId="4F49387F" wp14:editId="4FDF8FFF">
             <wp:extent cx="6645910" cy="3736975"/>
@@ -4009,7 +4254,7 @@
                     <pic:cNvPicPr/>
                   </pic:nvPicPr>
                   <pic:blipFill>
-                    <a:blip r:embed="rId8"/>
+                    <a:blip r:embed="rId9"/>
                     <a:stretch>
                       <a:fillRect/>
                     </a:stretch>
@@ -4036,9 +4281,6 @@
         <w:wordWrap/>
         <w:autoSpaceDE/>
         <w:autoSpaceDN/>
-        <w:rPr>
-          <w:rFonts w:hint="eastAsia"/>
-        </w:rPr>
       </w:pPr>
       <w:r>
         <w:br w:type="page"/>
@@ -4123,15 +4365,20 @@
           <w:p>
             <w:pPr>
               <w:jc w:val="left"/>
-              <w:rPr>
-                <w:rFonts w:hint="eastAsia"/>
-              </w:rPr>
             </w:pPr>
-            <w:r>
-              <w:rPr>
-                <w:rFonts w:hint="eastAsia"/>
-              </w:rPr>
-              <w:t>청크 사이의 경계가 부자연스럽다.</w:t>
+            <w:proofErr w:type="spellStart"/>
+            <w:r>
+              <w:rPr>
+                <w:rFonts w:hint="eastAsia"/>
+              </w:rPr>
+              <w:t>청크</w:t>
+            </w:r>
+            <w:proofErr w:type="spellEnd"/>
+            <w:r>
+              <w:rPr>
+                <w:rFonts w:hint="eastAsia"/>
+              </w:rPr>
+              <w:t xml:space="preserve"> 사이의 경계가 부자연스럽다.</w:t>
             </w:r>
           </w:p>
         </w:tc>
@@ -4166,15 +4413,34 @@
           <w:p>
             <w:pPr>
               <w:jc w:val="left"/>
-              <w:rPr>
-                <w:rFonts w:hint="eastAsia"/>
-              </w:rPr>
             </w:pPr>
-            <w:r>
-              <w:rPr>
-                <w:rFonts w:hint="eastAsia"/>
-              </w:rPr>
-              <w:t>알파블렌딩을 하는 렌더패스를 추가한다.</w:t>
+            <w:proofErr w:type="spellStart"/>
+            <w:r>
+              <w:rPr>
+                <w:rFonts w:hint="eastAsia"/>
+              </w:rPr>
+              <w:t>알파블렌딩을</w:t>
+            </w:r>
+            <w:proofErr w:type="spellEnd"/>
+            <w:r>
+              <w:rPr>
+                <w:rFonts w:hint="eastAsia"/>
+              </w:rPr>
+              <w:t xml:space="preserve"> 하는 </w:t>
+            </w:r>
+            <w:proofErr w:type="spellStart"/>
+            <w:r>
+              <w:rPr>
+                <w:rFonts w:hint="eastAsia"/>
+              </w:rPr>
+              <w:t>렌더패스를</w:t>
+            </w:r>
+            <w:proofErr w:type="spellEnd"/>
+            <w:r>
+              <w:rPr>
+                <w:rFonts w:hint="eastAsia"/>
+              </w:rPr>
+              <w:t xml:space="preserve"> 추가한다.</w:t>
             </w:r>
             <w:r>
               <w:br/>
@@ -4192,7 +4458,21 @@
               <w:rPr>
                 <w:rFonts w:hint="eastAsia"/>
               </w:rPr>
-              <w:t>height map의 가장자리 픽셀들은 인접한 청크끼리 같도록 min이나 max를 통해 통일시킨다.</w:t>
+              <w:t xml:space="preserve">height map의 가장자리 픽셀들은 인접한 </w:t>
+            </w:r>
+            <w:proofErr w:type="spellStart"/>
+            <w:r>
+              <w:rPr>
+                <w:rFonts w:hint="eastAsia"/>
+              </w:rPr>
+              <w:t>청크끼리</w:t>
+            </w:r>
+            <w:proofErr w:type="spellEnd"/>
+            <w:r>
+              <w:rPr>
+                <w:rFonts w:hint="eastAsia"/>
+              </w:rPr>
+              <w:t xml:space="preserve"> 같도록 min이나 max를 통해 통일시킨다.</w:t>
             </w:r>
           </w:p>
         </w:tc>
@@ -4278,9 +4558,6 @@
           <w:p>
             <w:pPr>
               <w:jc w:val="center"/>
-              <w:rPr>
-                <w:rFonts w:hint="eastAsia"/>
-              </w:rPr>
             </w:pPr>
             <w:r>
               <w:rPr>
@@ -4384,7 +4661,6 @@
           <w:p>
             <w:pPr>
               <w:rPr>
-                <w:rFonts w:hint="eastAsia"/>
                 <w:b/>
                 <w:bCs/>
                 <w:szCs w:val="20"/>
@@ -4412,7 +4688,6 @@
           <w:p>
             <w:pPr>
               <w:rPr>
-                <w:rFonts w:hint="eastAsia"/>
                 <w:b/>
                 <w:bCs/>
                 <w:szCs w:val="20"/>
@@ -4434,7 +4709,27 @@
                 <w:bCs/>
                 <w:szCs w:val="20"/>
               </w:rPr>
-              <w:t>클라이언트 네트워크 코드 작성, 맵을 더 자유롭게 돌아다닐 수 있도록</w:t>
+              <w:t xml:space="preserve">클라이언트 네트워크 코드 작성, </w:t>
+            </w:r>
+            <w:proofErr w:type="spellStart"/>
+            <w:r>
+              <w:rPr>
+                <w:rFonts w:hint="eastAsia"/>
+                <w:b/>
+                <w:bCs/>
+                <w:szCs w:val="20"/>
+              </w:rPr>
+              <w:t>맵을</w:t>
+            </w:r>
+            <w:proofErr w:type="spellEnd"/>
+            <w:r>
+              <w:rPr>
+                <w:rFonts w:hint="eastAsia"/>
+                <w:b/>
+                <w:bCs/>
+                <w:szCs w:val="20"/>
+              </w:rPr>
+              <w:t xml:space="preserve"> 더 자유롭게 돌아다닐 수 있도록</w:t>
             </w:r>
             <w:r>
               <w:rPr>
@@ -4457,12 +4752,12 @@
           <w:p>
             <w:pPr>
               <w:rPr>
-                <w:rFonts w:hint="eastAsia"/>
                 <w:b/>
                 <w:bCs/>
                 <w:szCs w:val="20"/>
               </w:rPr>
             </w:pPr>
+            <w:proofErr w:type="gramStart"/>
             <w:r>
               <w:rPr>
                 <w:rFonts w:hint="eastAsia"/>
@@ -4470,8 +4765,9 @@
                 <w:bCs/>
                 <w:szCs w:val="20"/>
               </w:rPr>
-              <w:t xml:space="preserve">이종진 : </w:t>
-            </w:r>
+              <w:t>이종진 :</w:t>
+            </w:r>
+            <w:proofErr w:type="gramEnd"/>
             <w:r>
               <w:rPr>
                 <w:rFonts w:hint="eastAsia"/>
@@ -4479,7 +4775,27 @@
                 <w:bCs/>
                 <w:szCs w:val="20"/>
               </w:rPr>
-              <w:t>테셀레이션을 보다 자연스럽게 구현, cascaded shadow map 구현</w:t>
+              <w:t xml:space="preserve"> </w:t>
+            </w:r>
+            <w:proofErr w:type="spellStart"/>
+            <w:r>
+              <w:rPr>
+                <w:rFonts w:hint="eastAsia"/>
+                <w:b/>
+                <w:bCs/>
+                <w:szCs w:val="20"/>
+              </w:rPr>
+              <w:t>테셀레이션을</w:t>
+            </w:r>
+            <w:proofErr w:type="spellEnd"/>
+            <w:r>
+              <w:rPr>
+                <w:rFonts w:hint="eastAsia"/>
+                <w:b/>
+                <w:bCs/>
+                <w:szCs w:val="20"/>
+              </w:rPr>
+              <w:t xml:space="preserve"> 보다 자연스럽게 구현, cascaded shadow map 구현</w:t>
             </w:r>
           </w:p>
         </w:tc>
@@ -7227,6 +7543,7 @@
   <w:style w:type="character" w:default="1" w:styleId="a0">
     <w:name w:val="Default Paragraph Font"/>
     <w:uiPriority w:val="1"/>
+    <w:semiHidden/>
     <w:unhideWhenUsed/>
   </w:style>
   <w:style w:type="table" w:default="1" w:styleId="a1">
